--- a/Notes.docx
+++ b/Notes.docx
@@ -20,6 +20,18 @@
       <w:proofErr w:type="spellEnd"/>
       <w:r>
         <w:t xml:space="preserve"> : there are folders for components like docker now thought there are many scripts outside the appropriate folder as they didn’t need refactoring however it is better to put them inside the appropriate folder. </w:t>
+      </w:r>
+    </w:p>
+    <w:p>
+      <w:pPr>
+        <w:pStyle w:val="ListParagraph"/>
+        <w:numPr>
+          <w:ilvl w:val="0"/>
+          <w:numId w:val="1"/>
+        </w:numPr>
+      </w:pPr>
+      <w:r>
+        <w:t xml:space="preserve">The azimuthal docker, the legend changing option only works for the 3d map that has all the maps together. </w:t>
       </w:r>
     </w:p>
     <w:sectPr>
